--- a/buku-tahfidz-lengkap/versi 3 (campur tahsin)/Mentahan/sampul.docx
+++ b/buku-tahfidz-lengkap/versi 3 (campur tahsin)/Mentahan/sampul.docx
@@ -5,6 +5,7 @@
     <w:p>
       <w:pPr>
         <w:bidi/>
+        <w:ind w:left="11" w:leftChars="5" w:firstLine="0" w:firstLineChars="0"/>
         <w:jc w:val="center"/>
         <w:rPr>
           <w:rFonts w:cs="KFGQPC Uthmanic Script HAFS"/>
@@ -75,6 +76,7 @@
     <w:p>
       <w:pPr>
         <w:bidi/>
+        <w:ind w:left="11" w:leftChars="5" w:firstLine="0" w:firstLineChars="0"/>
         <w:jc w:val="center"/>
         <w:rPr>
           <w:rFonts w:hint="default" w:cs="KFGQPC Uthmanic Script HAFS"/>
@@ -84,66 +86,173 @@
           <w:lang w:val="id-ID"/>
         </w:rPr>
       </w:pPr>
-      <w:bookmarkStart w:id="0" w:name="_GoBack"/>
-      <w:bookmarkEnd w:id="0"/>
     </w:p>
     <w:p>
       <w:pPr>
         <w:bidi/>
-        <w:jc w:val="center"/>
-        <w:rPr>
-          <w:rFonts w:hint="default" w:cs="KFGQPC Uthmanic Script HAFS"/>
-          <w:sz w:val="56"/>
-          <w:szCs w:val="56"/>
+        <w:ind w:left="11" w:leftChars="5" w:firstLine="0" w:firstLineChars="0"/>
+        <w:jc w:val="center"/>
+        <w:rPr>
+          <w:rFonts w:hint="default" w:cs="KFGQPC Uthmanic Script HAFS"/>
+          <w:sz w:val="40"/>
+          <w:szCs w:val="40"/>
           <w:rtl w:val="0"/>
           <w:lang w:val="id-ID"/>
         </w:rPr>
       </w:pPr>
-      <w:r>
-        <w:rPr>
-          <w:rFonts w:hint="default" w:cs="KFGQPC Uthmanic Script HAFS"/>
-          <w:sz w:val="56"/>
-          <w:szCs w:val="56"/>
+    </w:p>
+    <w:p>
+      <w:pPr>
+        <w:ind w:left="11" w:leftChars="5" w:firstLine="0" w:firstLineChars="0"/>
+        <w:jc w:val="center"/>
+        <w:rPr>
+          <w:rFonts w:hint="default" w:cs="KFGQPC Uthmanic Script HAFS"/>
+          <w:sz w:val="40"/>
+          <w:szCs w:val="40"/>
           <w:rtl w:val="0"/>
           <w:lang w:val="id-ID"/>
         </w:rPr>
-        <w:t xml:space="preserve">اللهم اجعل القرآن العظيم ربيع قلوبنا ونور صدورنا وجلاء أحزاننا وذهاب همومنا وغمومنا </w:t>
-      </w:r>
-    </w:p>
-    <w:p>
-      <w:pPr>
-        <w:bidi/>
-        <w:jc w:val="center"/>
-        <w:rPr>
-          <w:rFonts w:hint="default" w:cs="KFGQPC Uthmanic Script HAFS"/>
-          <w:sz w:val="21"/>
-          <w:szCs w:val="21"/>
+      </w:pPr>
+      <w:r>
+        <w:rPr>
+          <w:rFonts w:hint="default" w:cs="KFGQPC Uthmanic Script HAFS"/>
+          <w:sz w:val="40"/>
+          <w:szCs w:val="40"/>
           <w:rtl w:val="0"/>
           <w:lang w:val="id-ID"/>
         </w:rPr>
-      </w:pPr>
-    </w:p>
-    <w:p>
-      <w:pPr>
-        <w:bidi/>
-        <w:jc w:val="center"/>
-        <w:rPr>
-          <w:rFonts w:hint="default" w:ascii="Aptos" w:hAnsi="Aptos" w:cs="Aptos"/>
-          <w:sz w:val="36"/>
-          <w:szCs w:val="36"/>
-          <w:rtl/>
-          <w:lang w:val="id-ID"/>
-        </w:rPr>
-      </w:pPr>
-      <w:r>
-        <w:rPr>
-          <w:rFonts w:hint="default" w:ascii="Aptos" w:hAnsi="Aptos" w:cs="Aptos"/>
-          <w:sz w:val="36"/>
-          <w:szCs w:val="36"/>
+        <w:t xml:space="preserve">اللَّهُمَّ اجْعَلِ الْقُرْآنَ رَبِيعَ قُلُوبِنَا وَنُورَ </w:t>
+      </w:r>
+    </w:p>
+    <w:p>
+      <w:pPr>
+        <w:ind w:left="11" w:leftChars="5" w:firstLine="0" w:firstLineChars="0"/>
+        <w:jc w:val="center"/>
+        <w:rPr>
+          <w:rFonts w:hint="default" w:cs="KFGQPC Uthmanic Script HAFS"/>
+          <w:sz w:val="40"/>
+          <w:szCs w:val="40"/>
           <w:rtl w:val="0"/>
           <w:lang w:val="id-ID"/>
         </w:rPr>
-        <w:t>Ya Allah, jadikanlah Al-Quran sebagai penyejuk hati kami, cahaya yang menyinari dada kami, pelipur duka kami, dan penghapus kesedihan kami</w:t>
+      </w:pPr>
+      <w:r>
+        <w:rPr>
+          <w:rFonts w:hint="default" w:cs="KFGQPC Uthmanic Script HAFS"/>
+          <w:sz w:val="40"/>
+          <w:szCs w:val="40"/>
+          <w:rtl w:val="0"/>
+          <w:lang w:val="id-ID"/>
+        </w:rPr>
+        <w:t>صُدُورِنَا وَجِلَاءَ أَحْزَانِنَا وَذَهَابَ هَمُومِنَا</w:t>
+      </w:r>
+    </w:p>
+    <w:p>
+      <w:pPr>
+        <w:ind w:left="11" w:leftChars="5" w:firstLine="0" w:firstLineChars="0"/>
+        <w:jc w:val="center"/>
+        <w:rPr>
+          <w:rFonts w:hint="default" w:cs="KFGQPC Uthmanic Script HAFS"/>
+          <w:sz w:val="24"/>
+          <w:szCs w:val="24"/>
+          <w:rtl w:val="0"/>
+          <w:lang w:val="id-ID"/>
+        </w:rPr>
+      </w:pPr>
+      <w:r>
+        <w:rPr>
+          <w:rFonts w:hint="default" w:cs="KFGQPC Uthmanic Script HAFS"/>
+          <w:sz w:val="24"/>
+          <w:szCs w:val="24"/>
+          <w:rtl w:val="0"/>
+          <w:lang w:val="id-ID"/>
+        </w:rPr>
+        <w:t>"Ya Allah, jadikanlah Al-Quran sebagai penyejuk hati kami, cahaya yang menyinari dada kami, pelipur duka kami, dan penghapus kesedihan kami."</w:t>
+      </w:r>
+    </w:p>
+    <w:p>
+      <w:pPr>
+        <w:ind w:left="11" w:leftChars="5" w:firstLine="0" w:firstLineChars="0"/>
+        <w:jc w:val="center"/>
+        <w:rPr>
+          <w:rFonts w:hint="default" w:cs="KFGQPC Uthmanic Script HAFS"/>
+          <w:sz w:val="32"/>
+          <w:szCs w:val="32"/>
+          <w:rtl w:val="0"/>
+          <w:lang w:val="id-ID"/>
+        </w:rPr>
+      </w:pPr>
+    </w:p>
+    <w:p>
+      <w:pPr>
+        <w:ind w:left="11" w:leftChars="5" w:firstLine="0" w:firstLineChars="0"/>
+        <w:jc w:val="center"/>
+        <w:rPr>
+          <w:rFonts w:hint="default" w:cs="KFGQPC Uthmanic Script HAFS"/>
+          <w:sz w:val="40"/>
+          <w:szCs w:val="40"/>
+        </w:rPr>
+      </w:pPr>
+      <w:r>
+        <w:rPr>
+          <w:rFonts w:hint="default" w:cs="KFGQPC Uthmanic Script HAFS"/>
+          <w:sz w:val="40"/>
+          <w:szCs w:val="40"/>
+        </w:rPr>
+        <w:t>اللَّهُمَّ ثَبِّتْنَا بِمَا حَفِظْنَا وَبَارِكْ لَنَا فِي الْقُرْآنِ</w:t>
+      </w:r>
+    </w:p>
+    <w:p>
+      <w:pPr>
+        <w:ind w:left="11" w:leftChars="5" w:firstLine="0" w:firstLineChars="0"/>
+        <w:jc w:val="center"/>
+        <w:rPr>
+          <w:rFonts w:hint="default" w:cs="KFGQPC Uthmanic Script HAFS"/>
+          <w:sz w:val="24"/>
+          <w:szCs w:val="24"/>
+        </w:rPr>
+      </w:pPr>
+      <w:r>
+        <w:rPr>
+          <w:rFonts w:hint="default" w:cs="KFGQPC Uthmanic Script HAFS"/>
+          <w:sz w:val="24"/>
+          <w:szCs w:val="24"/>
+        </w:rPr>
+        <w:t>"Ya Allah, kuatkanlah atas apa yang telah kami hafal dan berkahilah</w:t>
+      </w:r>
+      <w:r>
+        <w:rPr>
+          <w:rFonts w:hint="default" w:cs="KFGQPC Uthmanic Script HAFS"/>
+          <w:sz w:val="24"/>
+          <w:szCs w:val="24"/>
+          <w:lang w:val="en-US"/>
+        </w:rPr>
+        <w:t xml:space="preserve"> </w:t>
+      </w:r>
+      <w:r>
+        <w:rPr>
+          <w:rFonts w:hint="default" w:cs="KFGQPC Uthmanic Script HAFS"/>
+          <w:sz w:val="24"/>
+          <w:szCs w:val="24"/>
+        </w:rPr>
+        <w:t>kami atas Al-Quran."</w:t>
+      </w:r>
+    </w:p>
+    <w:p>
+      <w:pPr>
+        <w:rPr>
+          <w:rFonts w:hint="default" w:cs="KFGQPC Uthmanic Script HAFS"/>
+          <w:sz w:val="24"/>
+          <w:szCs w:val="24"/>
+        </w:rPr>
+      </w:pPr>
+      <w:r>
+        <w:rPr>
+          <w:rFonts w:hint="default" w:cs="KFGQPC Uthmanic Script HAFS"/>
+          <w:sz w:val="24"/>
+          <w:szCs w:val="24"/>
+        </w:rPr>
+        <w:br w:type="page"/>
       </w:r>
     </w:p>
     <w:p>
@@ -165,12 +274,16 @@
     </w:p>
     <w:p>
       <w:pPr>
+        <w:ind w:left="11" w:leftChars="5" w:firstLine="0" w:firstLineChars="0"/>
+        <w:jc w:val="center"/>
         <w:rPr>
           <w:rFonts w:cs="KFGQPC Uthmanic Script HAFS"/>
           <w:sz w:val="96"/>
           <w:szCs w:val="96"/>
         </w:rPr>
       </w:pPr>
+      <w:bookmarkStart w:id="0" w:name="_GoBack"/>
+      <w:bookmarkEnd w:id="0"/>
       <w:r>
         <w:rPr>
           <w:rFonts w:cs="KFGQPC Uthmanic Script HAFS"/>
@@ -182,6 +295,9 @@
     </w:p>
     <w:p>
       <w:pPr>
+        <w:bidi/>
+        <w:ind w:left="11" w:leftChars="5" w:firstLine="0" w:firstLineChars="0"/>
+        <w:jc w:val="center"/>
         <w:rPr>
           <w:rFonts w:cs="KFGQPC Uthmanic Script HAFS"/>
           <w:sz w:val="96"/>
@@ -190,23 +306,58 @@
       </w:pPr>
       <w:r>
         <w:rPr>
-          <w:rFonts w:cs="KFGQPC Uthmanic Script HAFS"/>
-          <w:sz w:val="96"/>
-          <w:szCs w:val="96"/>
-        </w:rPr>
-        <w:br w:type="page"/>
-      </w:r>
-    </w:p>
-    <w:p>
-      <w:pPr>
-        <w:bidi/>
-        <w:jc w:val="center"/>
-        <w:rPr>
-          <w:rFonts w:cs="KFGQPC Uthmanic Script HAFS"/>
-          <w:sz w:val="96"/>
-          <w:szCs w:val="96"/>
-        </w:rPr>
-      </w:pPr>
+          <w:rFonts w:hint="cs" w:cs="KFGQPC Uthmanic Script HAFS"/>
+          <w:sz w:val="56"/>
+          <w:szCs w:val="56"/>
+          <w:rtl/>
+        </w:rPr>
+        <w:drawing>
+          <wp:anchor distT="0" distB="0" distL="114300" distR="114300" simplePos="0" relativeHeight="251661312" behindDoc="0" locked="0" layoutInCell="1" allowOverlap="1">
+            <wp:simplePos x="0" y="0"/>
+            <wp:positionH relativeFrom="column">
+              <wp:posOffset>1336040</wp:posOffset>
+            </wp:positionH>
+            <wp:positionV relativeFrom="paragraph">
+              <wp:posOffset>424180</wp:posOffset>
+            </wp:positionV>
+            <wp:extent cx="841375" cy="884555"/>
+            <wp:effectExtent l="0" t="0" r="15875" b="10795"/>
+            <wp:wrapNone/>
+            <wp:docPr id="2" name="Picture 2" descr="LOGO MABAIZ 2A"/>
+            <wp:cNvGraphicFramePr>
+              <a:graphicFrameLocks xmlns:a="http://schemas.openxmlformats.org/drawingml/2006/main" noChangeAspect="1"/>
+            </wp:cNvGraphicFramePr>
+            <a:graphic xmlns:a="http://schemas.openxmlformats.org/drawingml/2006/main">
+              <a:graphicData uri="http://schemas.openxmlformats.org/drawingml/2006/picture">
+                <pic:pic xmlns:pic="http://schemas.openxmlformats.org/drawingml/2006/picture">
+                  <pic:nvPicPr>
+                    <pic:cNvPr id="2" name="Picture 2" descr="LOGO MABAIZ 2A"/>
+                    <pic:cNvPicPr>
+                      <a:picLocks noChangeAspect="1"/>
+                    </pic:cNvPicPr>
+                  </pic:nvPicPr>
+                  <pic:blipFill>
+                    <a:blip r:embed="rId7"/>
+                    <a:stretch>
+                      <a:fillRect/>
+                    </a:stretch>
+                  </pic:blipFill>
+                  <pic:spPr>
+                    <a:xfrm>
+                      <a:off x="0" y="0"/>
+                      <a:ext cx="841375" cy="884555"/>
+                    </a:xfrm>
+                    <a:prstGeom prst="rect">
+                      <a:avLst/>
+                    </a:prstGeom>
+                    <a:effectLst/>
+                  </pic:spPr>
+                </pic:pic>
+              </a:graphicData>
+            </a:graphic>
+          </wp:anchor>
+        </w:drawing>
+      </w:r>
       <w:r>
         <w:rPr>
           <w:rFonts w:cs="KFGQPC Uthmanic Script HAFS"/>
@@ -269,6 +420,7 @@
     <w:p>
       <w:pPr>
         <w:bidi/>
+        <w:ind w:left="11" w:leftChars="5" w:firstLine="0" w:firstLineChars="0"/>
         <w:jc w:val="center"/>
         <w:rPr>
           <w:rFonts w:cs="KFGQPC Uthmanic Script HAFS"/>
@@ -281,6 +433,7 @@
     <w:p>
       <w:pPr>
         <w:bidi/>
+        <w:ind w:left="11" w:leftChars="5" w:firstLine="0" w:firstLineChars="0"/>
         <w:jc w:val="center"/>
         <w:rPr>
           <w:rFonts w:cs="KFGQPC Uthmanic Script HAFS"/>
@@ -302,6 +455,7 @@
     <w:p>
       <w:pPr>
         <w:bidi/>
+        <w:ind w:left="11" w:leftChars="5" w:firstLine="0" w:firstLineChars="0"/>
         <w:jc w:val="center"/>
         <w:rPr>
           <w:rFonts w:cs="KFGQPC Uthmanic Script HAFS"/>
@@ -323,6 +477,7 @@
     <w:p>
       <w:pPr>
         <w:bidi/>
+        <w:ind w:left="11" w:leftChars="5" w:firstLine="0" w:firstLineChars="0"/>
         <w:jc w:val="center"/>
         <w:rPr>
           <w:rFonts w:cs="KFGQPC Uthmanic Script HAFS"/>
@@ -335,6 +490,7 @@
     <w:p>
       <w:pPr>
         <w:bidi/>
+        <w:ind w:left="11" w:leftChars="5" w:firstLine="0" w:firstLineChars="0"/>
         <w:jc w:val="center"/>
         <w:rPr>
           <w:rFonts w:cs="Calibri"/>
